--- a/블로그글작성/판례/물환경_대법원_시리즈/판례_대법원2004두10142_근거규정시행전의수질검사로부과금을매길수없습니다.docx
+++ b/블로그글작성/판례/물환경_대법원_시리즈/판례_대법원2004두10142_근거규정시행전의수질검사로부과금을매길수없습니다.docx
@@ -599,6 +599,13 @@
           <w:rFonts w:ascii="맑은 고딕" w:hAnsi="맑은 고딕" w:eastAsia="맑은 고딕" w:cs="맑은 고딕"/>
           <w:color w:val="000000"/>
         </w:rPr>
+        <w:br/>
+      </w:r>
+      <w:r>
+        <w:rPr>
+          <w:rFonts w:ascii="맑은 고딕" w:hAnsi="맑은 고딕" w:eastAsia="맑은 고딕" w:cs="맑은 고딕"/>
+          <w:color w:val="000000"/>
+        </w:rPr>
         <w:t>② 검사 결과 총질소가 배출허용기준 60㎎/ℓ를 초과한 346.599㎎/ℓ로 나타났다.</w:t>
       </w:r>
       <w:r>
@@ -613,6 +620,13 @@
           <w:rFonts w:ascii="맑은 고딕" w:hAnsi="맑은 고딕" w:eastAsia="맑은 고딕" w:cs="맑은 고딕"/>
           <w:color w:val="000000"/>
         </w:rPr>
+        <w:br/>
+      </w:r>
+      <w:r>
+        <w:rPr>
+          <w:rFonts w:ascii="맑은 고딕" w:hAnsi="맑은 고딕" w:eastAsia="맑은 고딕" w:cs="맑은 고딕"/>
+          <w:color w:val="000000"/>
+        </w:rPr>
         <w:t>③ 피고는 2002. 12. 4. 위 기준치 초과를 이유로 원고에게 2003. 2. 28.까지 위반사항을 개선하도록 명하면서 개선완료 후 지체 없이 보고서를 제출할 것을 통지하였고, 원고는 개선 후 2003. 2. 27. 개선명령이행보고서를 제출하였다.</w:t>
       </w:r>
       <w:r>
@@ -627,6 +641,13 @@
           <w:rFonts w:ascii="맑은 고딕" w:hAnsi="맑은 고딕" w:eastAsia="맑은 고딕" w:cs="맑은 고딕"/>
           <w:color w:val="000000"/>
         </w:rPr>
+        <w:br/>
+      </w:r>
+      <w:r>
+        <w:rPr>
+          <w:rFonts w:ascii="맑은 고딕" w:hAnsi="맑은 고딕" w:eastAsia="맑은 고딕" w:cs="맑은 고딕"/>
+          <w:color w:val="000000"/>
+        </w:rPr>
         <w:t>④ 한편 2003. 1. 1.부터 총질소에 대하여도 초과배출부과금을 부과할 수 있도록 하는 시행령 규정이 시행되었다.</w:t>
       </w:r>
       <w:r>
@@ -641,7 +662,21 @@
           <w:rFonts w:ascii="맑은 고딕" w:hAnsi="맑은 고딕" w:eastAsia="맑은 고딕" w:cs="맑은 고딕"/>
           <w:color w:val="000000"/>
         </w:rPr>
+        <w:br/>
+      </w:r>
+      <w:r>
+        <w:rPr>
+          <w:rFonts w:ascii="맑은 고딕" w:hAnsi="맑은 고딕" w:eastAsia="맑은 고딕" w:cs="맑은 고딕"/>
+          <w:color w:val="000000"/>
+        </w:rPr>
         <w:t>⑤ 피고는 2003. 5. 9. 2002. 11. 18. 측정한 초과농도를 기준으로, 총질소 부과금 규정이 시행되는 2003. 1. 1.부터 이행보고서 제출일까지 중 휴무일 13일을 제외한 45일을 부과기간으로 하여 128,595,140원의 배출부과금을 부과하였다.</w:t>
+      </w:r>
+      <w:r>
+        <w:rPr>
+          <w:rFonts w:ascii="맑은 고딕" w:hAnsi="맑은 고딕" w:eastAsia="맑은 고딕" w:cs="맑은 고딕"/>
+          <w:color w:val="000000"/>
+        </w:rPr>
+        <w:br/>
       </w:r>
       <w:r>
         <w:rPr>
@@ -694,6 +729,7 @@
         <w:rPr>
           <w:rFonts w:ascii="맑은 고딕" w:hAnsi="맑은 고딕" w:eastAsia="맑은 고딕" w:cs="맑은 고딕"/>
           <w:color w:val="000000"/>
+          <w:u w:val="single"/>
         </w:rPr>
         <w:t>이 사건의 쟁점은, 구 수질환경보전법에서 정한 초과배출부과금을 그 근거규정이 시행되기 이전의 수질검사 결과를 기초로 부과할 수 있는지 여부이다.</w:t>
       </w:r>
@@ -733,7 +769,9 @@
       <w:r>
         <w:rPr>
           <w:rFonts w:ascii="맑은 고딕" w:hAnsi="맑은 고딕" w:eastAsia="맑은 고딕" w:cs="맑은 고딕"/>
-          <w:color w:val="000000"/>
+          <w:b/>
+          <w:color w:val="000000"/>
+          <w:u w:val="single"/>
         </w:rPr>
         <w:t>① 원심의 판단 원심은 시행령 규정에 따른 초과배출부과금을 부과하기 위하여 반드시 그 시행 이후에 새로 폐수를 채취하여야 하는 것은 아니고, 시행일 이전에 이루어진 수질검사를 기초로 시행 이후의 부과금을 부과할 수 있으므로 이 사건 처분이 적법하다고 판단하였다.</w:t>
       </w:r>
@@ -749,6 +787,15 @@
           <w:rFonts w:ascii="맑은 고딕" w:hAnsi="맑은 고딕" w:eastAsia="맑은 고딕" w:cs="맑은 고딕"/>
           <w:color w:val="000000"/>
         </w:rPr>
+        <w:br/>
+      </w:r>
+      <w:r>
+        <w:rPr>
+          <w:rFonts w:ascii="맑은 고딕" w:hAnsi="맑은 고딕" w:eastAsia="맑은 고딕" w:cs="맑은 고딕"/>
+          <w:b/>
+          <w:color w:val="000000"/>
+          <w:u w:val="single"/>
+        </w:rPr>
         <w:t>② 대법원의 판단 그러나 원심의 판단은 다음과 같은 이유로 수긍할 수 없다.</w:t>
       </w:r>
       <w:r>
@@ -763,6 +810,14 @@
           <w:rFonts w:ascii="맑은 고딕" w:hAnsi="맑은 고딕" w:eastAsia="맑은 고딕" w:cs="맑은 고딕"/>
           <w:color w:val="000000"/>
         </w:rPr>
+        <w:br/>
+      </w:r>
+      <w:r>
+        <w:rPr>
+          <w:rFonts w:ascii="맑은 고딕" w:hAnsi="맑은 고딕" w:eastAsia="맑은 고딕" w:cs="맑은 고딕"/>
+          <w:color w:val="000000"/>
+          <w:u w:val="single"/>
+        </w:rPr>
         <w:t>③ 관계 법령의 규정을 종합하면, 초과배출부과금은 배출허용기준을 초과한 오염물질배출량과 배출기간을 기준으로 하여 산정하도록 되어 있다.</w:t>
       </w:r>
       <w:r>
@@ -777,6 +832,13 @@
           <w:rFonts w:ascii="맑은 고딕" w:hAnsi="맑은 고딕" w:eastAsia="맑은 고딕" w:cs="맑은 고딕"/>
           <w:color w:val="000000"/>
         </w:rPr>
+        <w:br/>
+      </w:r>
+      <w:r>
+        <w:rPr>
+          <w:rFonts w:ascii="맑은 고딕" w:hAnsi="맑은 고딕" w:eastAsia="맑은 고딕" w:cs="맑은 고딕"/>
+          <w:color w:val="000000"/>
+        </w:rPr>
         <w:t>④ 여기서 배출기간은 오염물질이 배출되기 시작한 날(배출되기 시작한 날을 알 수 없는 경우에는 배출허용기준 초과 여부의 검사를 위한 오염물질채취일)부터 개선명령 등의 이행완료예정일까지이다.</w:t>
       </w:r>
       <w:r>
@@ -791,6 +853,15 @@
           <w:rFonts w:ascii="맑은 고딕" w:hAnsi="맑은 고딕" w:eastAsia="맑은 고딕" w:cs="맑은 고딕"/>
           <w:color w:val="000000"/>
         </w:rPr>
+        <w:br/>
+      </w:r>
+      <w:r>
+        <w:rPr>
+          <w:rFonts w:ascii="맑은 고딕" w:hAnsi="맑은 고딕" w:eastAsia="맑은 고딕" w:cs="맑은 고딕"/>
+          <w:b/>
+          <w:color w:val="000000"/>
+          <w:u w:val="single"/>
+        </w:rPr>
         <w:t>⑤ 그러므로 위와 같은 초과배출부과금을 부과하기 위하여는 특별한 사정이 없는 한 초과배출부과금 부과의 근거가 된 시행령 규정의 시행일 이후에 이루어진 수질검사 결과를 기초로 하여야 한다.</w:t>
       </w:r>
       <w:r>
@@ -805,6 +876,13 @@
           <w:rFonts w:ascii="맑은 고딕" w:hAnsi="맑은 고딕" w:eastAsia="맑은 고딕" w:cs="맑은 고딕"/>
           <w:color w:val="000000"/>
         </w:rPr>
+        <w:br/>
+      </w:r>
+      <w:r>
+        <w:rPr>
+          <w:rFonts w:ascii="맑은 고딕" w:hAnsi="맑은 고딕" w:eastAsia="맑은 고딕" w:cs="맑은 고딕"/>
+          <w:color w:val="000000"/>
+        </w:rPr>
         <w:t>⑥ 그 근거규정이 시행되기 이전의 수질검사 결과를 기초로 하여, 그 검사 결과가 시행령 규정의 시행일 이후에도 계속될 것임을 전제로 초과배출부과금을 산정할 수는 없다.</w:t>
       </w:r>
       <w:r>
@@ -819,6 +897,15 @@
           <w:rFonts w:ascii="맑은 고딕" w:hAnsi="맑은 고딕" w:eastAsia="맑은 고딕" w:cs="맑은 고딕"/>
           <w:color w:val="000000"/>
         </w:rPr>
+        <w:br/>
+      </w:r>
+      <w:r>
+        <w:rPr>
+          <w:rFonts w:ascii="맑은 고딕" w:hAnsi="맑은 고딕" w:eastAsia="맑은 고딕" w:cs="맑은 고딕"/>
+          <w:b/>
+          <w:color w:val="000000"/>
+          <w:u w:val="single"/>
+        </w:rPr>
         <w:t>⑦ 그럼에도 원심은 총질소에 대한 부과 근거규정이 시행되기 전인 2002. 11. 18.자 수질검사를 기초로 2003. 1. 1.부터 시행된 초과배출부과금을 산정·부과할 수 있음을 전제로 이 사건 처분이 적법하다고 판단하였다.</w:t>
       </w:r>
       <w:r>
@@ -832,6 +919,15 @@
         <w:rPr>
           <w:rFonts w:ascii="맑은 고딕" w:hAnsi="맑은 고딕" w:eastAsia="맑은 고딕" w:cs="맑은 고딕"/>
           <w:color w:val="000000"/>
+        </w:rPr>
+        <w:br/>
+      </w:r>
+      <w:r>
+        <w:rPr>
+          <w:rFonts w:ascii="맑은 고딕" w:hAnsi="맑은 고딕" w:eastAsia="맑은 고딕" w:cs="맑은 고딕"/>
+          <w:b/>
+          <w:color w:val="000000"/>
+          <w:u w:val="single"/>
         </w:rPr>
         <w:t>⑧ 거기에는 초과배출부과금에 관한 법리를 오해하여 판결에 영향을 미친 위법이 있다.</w:t>
       </w:r>
@@ -872,6 +968,7 @@
         <w:rPr>
           <w:rFonts w:ascii="맑은 고딕" w:hAnsi="맑은 고딕" w:eastAsia="맑은 고딕" w:cs="맑은 고딕"/>
           <w:color w:val="000000"/>
+          <w:u w:val="single"/>
         </w:rPr>
         <w:t>① 구 수질환경보전법 소정의 초과배출부과금은 배출허용기준을 초과한 오염물질배출량과 오염물질이 배출되기 시작한 날(배출되기 시작한 날을 알 수 없는 경우에는 배출허용기준 초과 여부의 검사를 위한 오염물질채취일을 말한다)부터 개선명령 등의 이행완료예정일까지의 배출기간을 기준으로 하여 산정하도록 되어 있다.</w:t>
       </w:r>
@@ -886,6 +983,14 @@
         <w:rPr>
           <w:rFonts w:ascii="맑은 고딕" w:hAnsi="맑은 고딕" w:eastAsia="맑은 고딕" w:cs="맑은 고딕"/>
           <w:color w:val="000000"/>
+        </w:rPr>
+        <w:br/>
+      </w:r>
+      <w:r>
+        <w:rPr>
+          <w:rFonts w:ascii="맑은 고딕" w:hAnsi="맑은 고딕" w:eastAsia="맑은 고딕" w:cs="맑은 고딕"/>
+          <w:color w:val="000000"/>
+          <w:u w:val="single"/>
         </w:rPr>
         <w:t>② 그러므로 위와 같은 초과배출부과금을 부과하기 위하여는 특별한 사정이 없는 한 초과배출부과금 부과의 근거가 된 시행령 규정의 시행일 이후에 이루어진 수질검사 결과를 기초로 하여야 할 것이지, 그 근거규정이 시행되기 이전의 수질검사 결과를 기초로 하여 그 검사 결과가 시행령 규정의 시행일 이후에도 계속될 것임을 전제로 초과배출부과금을 산정할 수는 없다.</w:t>
       </w:r>

--- a/블로그글작성/판례/물환경_대법원_시리즈/판례_대법원2004두10142_근거규정시행전의수질검사로부과금을매길수없습니다.docx
+++ b/블로그글작성/판례/물환경_대법원_시리즈/판례_대법원2004두10142_근거규정시행전의수질검사로부과금을매길수없습니다.docx
@@ -16,7 +16,7 @@
           <w:color w:val="000000"/>
           <w:sz w:val="30"/>
         </w:rPr>
-        <w:t>근거규정 시행 전의 수질검사로 부과금을 매길 수 없습니다</w:t>
+        <w:t>근거규정 시행 전의 수질검사로 부과금을 매길 수 없습니다. (2004두10142)</w:t>
       </w:r>
     </w:p>
     <w:p>
@@ -47,12 +47,6 @@
         </w:rPr>
         <w:t>○ 총질소에 대한 초과배출부과금 근거규정이 2003. 1. 1. 시행되자, 행정청이 그 이전인 2002. 11. 18. 실시한 수질검사 결과를 기초로 부과금을 부과한 사건입니다. 대법원은 근거규정 시행일 이후에 이루어진 수질검사 결과를 기초로 하여야 하고, 시행 전 검사 결과가 계속될 것임을 전제로 산정할 수는 없다고 보았습니다.</w:t>
       </w:r>
-    </w:p>
-    <w:p>
-      <w:pPr>
-        <w:autoSpaceDN w:val="0"/>
-        <w:autoSpaceDE w:val="0"/>
-      </w:pPr>
     </w:p>
     <w:p>
       <w:pPr>
@@ -220,12 +214,6 @@
       <w:pPr>
         <w:autoSpaceDN w:val="0"/>
         <w:autoSpaceDE w:val="0"/>
-      </w:pPr>
-    </w:p>
-    <w:p>
-      <w:pPr>
-        <w:autoSpaceDN w:val="0"/>
-        <w:autoSpaceDE w:val="0"/>
         <w:pStyle w:val="2"/>
       </w:pPr>
       <w:r>
@@ -558,6 +546,139 @@
       <w:pPr>
         <w:autoSpaceDN w:val="0"/>
         <w:autoSpaceDE w:val="0"/>
+        <w:pStyle w:val="2"/>
+        <w:spacing w:before="80"/>
+      </w:pPr>
+      <w:r>
+        <w:rPr>
+          <w:rFonts w:ascii="맑은 고딕" w:hAnsi="맑은 고딕" w:eastAsia="맑은 고딕" w:cs="맑은 고딕"/>
+          <w:color w:val="000000"/>
+        </w:rPr>
+        <w:t>2. 사실관계</w:t>
+      </w:r>
+    </w:p>
+    <w:p>
+      <w:pPr>
+        <w:autoSpaceDN w:val="0"/>
+        <w:autoSpaceDE w:val="0"/>
+      </w:pPr>
+      <w:r>
+        <w:rPr>
+          <w:rFonts w:ascii="맑은 고딕" w:hAnsi="맑은 고딕" w:eastAsia="맑은 고딕" w:cs="맑은 고딕"/>
+          <w:color w:val="000000"/>
+        </w:rPr>
+        <w:t>① 피고는 원고가 설치·운영하고 있던 폐수처리장의 적정 가동 여부를 확인하기 위하여 2002. 11. 18. 최종 배출수를 채취하여 보건환경연구원에 오염도 검사를 의뢰하였다.</w:t>
+      </w:r>
+      <w:r>
+        <w:rPr>
+          <w:rFonts w:ascii="맑은 고딕" w:hAnsi="맑은 고딕" w:eastAsia="맑은 고딕" w:cs="맑은 고딕"/>
+          <w:color w:val="000000"/>
+        </w:rPr>
+        <w:br/>
+      </w:r>
+      <w:r>
+        <w:rPr>
+          <w:rFonts w:ascii="맑은 고딕" w:hAnsi="맑은 고딕" w:eastAsia="맑은 고딕" w:cs="맑은 고딕"/>
+          <w:color w:val="000000"/>
+        </w:rPr>
+        <w:br/>
+      </w:r>
+      <w:r>
+        <w:rPr>
+          <w:rFonts w:ascii="맑은 고딕" w:hAnsi="맑은 고딕" w:eastAsia="맑은 고딕" w:cs="맑은 고딕"/>
+          <w:color w:val="000000"/>
+        </w:rPr>
+        <w:t>② 검사 결과 총질소가 배출허용기준 60㎎/ℓ를 초과한 346.599㎎/ℓ로 나타났다.</w:t>
+      </w:r>
+      <w:r>
+        <w:rPr>
+          <w:rFonts w:ascii="맑은 고딕" w:hAnsi="맑은 고딕" w:eastAsia="맑은 고딕" w:cs="맑은 고딕"/>
+          <w:color w:val="000000"/>
+        </w:rPr>
+        <w:br/>
+      </w:r>
+      <w:r>
+        <w:rPr>
+          <w:rFonts w:ascii="맑은 고딕" w:hAnsi="맑은 고딕" w:eastAsia="맑은 고딕" w:cs="맑은 고딕"/>
+          <w:color w:val="000000"/>
+        </w:rPr>
+        <w:br/>
+      </w:r>
+      <w:r>
+        <w:rPr>
+          <w:rFonts w:ascii="맑은 고딕" w:hAnsi="맑은 고딕" w:eastAsia="맑은 고딕" w:cs="맑은 고딕"/>
+          <w:color w:val="000000"/>
+        </w:rPr>
+        <w:t>③ 피고는 2002. 12. 4. 위 기준치 초과를 이유로 원고에게 2003. 2. 28.까지 위반사항을 개선하도록 명하면서 개선완료 후 지체 없이 보고서를 제출할 것을 통지하였고, 원고는 개선 후 2003. 2. 27. 개선명령이행보고서를 제출하였다.</w:t>
+      </w:r>
+      <w:r>
+        <w:rPr>
+          <w:rFonts w:ascii="맑은 고딕" w:hAnsi="맑은 고딕" w:eastAsia="맑은 고딕" w:cs="맑은 고딕"/>
+          <w:color w:val="000000"/>
+        </w:rPr>
+        <w:br/>
+      </w:r>
+      <w:r>
+        <w:rPr>
+          <w:rFonts w:ascii="맑은 고딕" w:hAnsi="맑은 고딕" w:eastAsia="맑은 고딕" w:cs="맑은 고딕"/>
+          <w:color w:val="000000"/>
+        </w:rPr>
+        <w:br/>
+      </w:r>
+      <w:r>
+        <w:rPr>
+          <w:rFonts w:ascii="맑은 고딕" w:hAnsi="맑은 고딕" w:eastAsia="맑은 고딕" w:cs="맑은 고딕"/>
+          <w:color w:val="000000"/>
+        </w:rPr>
+        <w:t>④ 한편 2003. 1. 1.부터 총질소에 대하여도 초과배출부과금을 부과할 수 있도록 하는 시행령 규정이 시행되었다.</w:t>
+      </w:r>
+      <w:r>
+        <w:rPr>
+          <w:rFonts w:ascii="맑은 고딕" w:hAnsi="맑은 고딕" w:eastAsia="맑은 고딕" w:cs="맑은 고딕"/>
+          <w:color w:val="000000"/>
+        </w:rPr>
+        <w:br/>
+      </w:r>
+      <w:r>
+        <w:rPr>
+          <w:rFonts w:ascii="맑은 고딕" w:hAnsi="맑은 고딕" w:eastAsia="맑은 고딕" w:cs="맑은 고딕"/>
+          <w:color w:val="000000"/>
+        </w:rPr>
+        <w:br/>
+      </w:r>
+      <w:r>
+        <w:rPr>
+          <w:rFonts w:ascii="맑은 고딕" w:hAnsi="맑은 고딕" w:eastAsia="맑은 고딕" w:cs="맑은 고딕"/>
+          <w:color w:val="000000"/>
+        </w:rPr>
+        <w:t>⑤ 피고는 2003. 5. 9. 2002. 11. 18. 측정한 초과농도를 기준으로, 총질소 부과금 규정이 시행되는 2003. 1. 1.부터 이행보고서 제출일까지 중 휴무일 13일을 제외한 45일을 부과기간으로 하여 128,595,140원의 배출부과금을 부과하였다.</w:t>
+      </w:r>
+      <w:r>
+        <w:rPr>
+          <w:rFonts w:ascii="맑은 고딕" w:hAnsi="맑은 고딕" w:eastAsia="맑은 고딕" w:cs="맑은 고딕"/>
+          <w:color w:val="000000"/>
+        </w:rPr>
+        <w:br/>
+      </w:r>
+      <w:r>
+        <w:rPr>
+          <w:rFonts w:ascii="맑은 고딕" w:hAnsi="맑은 고딕" w:eastAsia="맑은 고딕" w:cs="맑은 고딕"/>
+          <w:color w:val="000000"/>
+        </w:rPr>
+        <w:br/>
+      </w:r>
+      <w:r>
+        <w:rPr>
+          <w:rFonts w:ascii="맑은 고딕" w:hAnsi="맑은 고딕" w:eastAsia="맑은 고딕" w:cs="맑은 고딕"/>
+          <w:color w:val="000000"/>
+        </w:rPr>
+        <w:t>⑥ 원심은 시행령 규정 시행 이전에 이루어진 수질검사를 기초로 시행 이후의 초과배출부과금을 부과할 수 있다고 보아 이 사건 처분이 적법하다고 판단하였다.</w:t>
+      </w:r>
+    </w:p>
+    <w:p>
+      <w:pPr>
+        <w:autoSpaceDN w:val="0"/>
+        <w:autoSpaceDE w:val="0"/>
       </w:pPr>
     </w:p>
     <w:p>
@@ -572,7 +693,7 @@
           <w:rFonts w:ascii="맑은 고딕" w:hAnsi="맑은 고딕" w:eastAsia="맑은 고딕" w:cs="맑은 고딕"/>
           <w:color w:val="000000"/>
         </w:rPr>
-        <w:t>2. 사실관계</w:t>
+        <w:t>3. 쟁점</w:t>
       </w:r>
     </w:p>
     <w:p>
@@ -584,120 +705,10 @@
         <w:rPr>
           <w:rFonts w:ascii="맑은 고딕" w:hAnsi="맑은 고딕" w:eastAsia="맑은 고딕" w:cs="맑은 고딕"/>
           <w:color w:val="000000"/>
-        </w:rPr>
-        <w:t>① 피고는 원고가 설치·운영하고 있던 폐수처리장의 적정 가동 여부를 확인하기 위하여 2002. 11. 18. 최종 배출수를 채취하여 보건환경연구원에 오염도 검사를 의뢰하였다.</w:t>
-      </w:r>
-      <w:r>
-        <w:rPr>
-          <w:rFonts w:ascii="맑은 고딕" w:hAnsi="맑은 고딕" w:eastAsia="맑은 고딕" w:cs="맑은 고딕"/>
-          <w:color w:val="000000"/>
-        </w:rPr>
-        <w:br/>
-      </w:r>
-      <w:r>
-        <w:rPr>
-          <w:rFonts w:ascii="맑은 고딕" w:hAnsi="맑은 고딕" w:eastAsia="맑은 고딕" w:cs="맑은 고딕"/>
-          <w:color w:val="000000"/>
-        </w:rPr>
-        <w:br/>
-      </w:r>
-      <w:r>
-        <w:rPr>
-          <w:rFonts w:ascii="맑은 고딕" w:hAnsi="맑은 고딕" w:eastAsia="맑은 고딕" w:cs="맑은 고딕"/>
-          <w:color w:val="000000"/>
-        </w:rPr>
-        <w:t>② 검사 결과 총질소가 배출허용기준 60㎎/ℓ를 초과한 346.599㎎/ℓ로 나타났다.</w:t>
-      </w:r>
-      <w:r>
-        <w:rPr>
-          <w:rFonts w:ascii="맑은 고딕" w:hAnsi="맑은 고딕" w:eastAsia="맑은 고딕" w:cs="맑은 고딕"/>
-          <w:color w:val="000000"/>
-        </w:rPr>
-        <w:br/>
-      </w:r>
-      <w:r>
-        <w:rPr>
-          <w:rFonts w:ascii="맑은 고딕" w:hAnsi="맑은 고딕" w:eastAsia="맑은 고딕" w:cs="맑은 고딕"/>
-          <w:color w:val="000000"/>
-        </w:rPr>
-        <w:br/>
-      </w:r>
-      <w:r>
-        <w:rPr>
-          <w:rFonts w:ascii="맑은 고딕" w:hAnsi="맑은 고딕" w:eastAsia="맑은 고딕" w:cs="맑은 고딕"/>
-          <w:color w:val="000000"/>
-        </w:rPr>
-        <w:t>③ 피고는 2002. 12. 4. 위 기준치 초과를 이유로 원고에게 2003. 2. 28.까지 위반사항을 개선하도록 명하면서 개선완료 후 지체 없이 보고서를 제출할 것을 통지하였고, 원고는 개선 후 2003. 2. 27. 개선명령이행보고서를 제출하였다.</w:t>
-      </w:r>
-      <w:r>
-        <w:rPr>
-          <w:rFonts w:ascii="맑은 고딕" w:hAnsi="맑은 고딕" w:eastAsia="맑은 고딕" w:cs="맑은 고딕"/>
-          <w:color w:val="000000"/>
-        </w:rPr>
-        <w:br/>
-      </w:r>
-      <w:r>
-        <w:rPr>
-          <w:rFonts w:ascii="맑은 고딕" w:hAnsi="맑은 고딕" w:eastAsia="맑은 고딕" w:cs="맑은 고딕"/>
-          <w:color w:val="000000"/>
-        </w:rPr>
-        <w:br/>
-      </w:r>
-      <w:r>
-        <w:rPr>
-          <w:rFonts w:ascii="맑은 고딕" w:hAnsi="맑은 고딕" w:eastAsia="맑은 고딕" w:cs="맑은 고딕"/>
-          <w:color w:val="000000"/>
-        </w:rPr>
-        <w:t>④ 한편 2003. 1. 1.부터 총질소에 대하여도 초과배출부과금을 부과할 수 있도록 하는 시행령 규정이 시행되었다.</w:t>
-      </w:r>
-      <w:r>
-        <w:rPr>
-          <w:rFonts w:ascii="맑은 고딕" w:hAnsi="맑은 고딕" w:eastAsia="맑은 고딕" w:cs="맑은 고딕"/>
-          <w:color w:val="000000"/>
-        </w:rPr>
-        <w:br/>
-      </w:r>
-      <w:r>
-        <w:rPr>
-          <w:rFonts w:ascii="맑은 고딕" w:hAnsi="맑은 고딕" w:eastAsia="맑은 고딕" w:cs="맑은 고딕"/>
-          <w:color w:val="000000"/>
-        </w:rPr>
-        <w:br/>
-      </w:r>
-      <w:r>
-        <w:rPr>
-          <w:rFonts w:ascii="맑은 고딕" w:hAnsi="맑은 고딕" w:eastAsia="맑은 고딕" w:cs="맑은 고딕"/>
-          <w:color w:val="000000"/>
-        </w:rPr>
-        <w:t>⑤ 피고는 2003. 5. 9. 2002. 11. 18. 측정한 초과농도를 기준으로, 총질소 부과금 규정이 시행되는 2003. 1. 1.부터 이행보고서 제출일까지 중 휴무일 13일을 제외한 45일을 부과기간으로 하여 128,595,140원의 배출부과금을 부과하였다.</w:t>
-      </w:r>
-      <w:r>
-        <w:rPr>
-          <w:rFonts w:ascii="맑은 고딕" w:hAnsi="맑은 고딕" w:eastAsia="맑은 고딕" w:cs="맑은 고딕"/>
-          <w:color w:val="000000"/>
-        </w:rPr>
-        <w:br/>
-      </w:r>
-      <w:r>
-        <w:rPr>
-          <w:rFonts w:ascii="맑은 고딕" w:hAnsi="맑은 고딕" w:eastAsia="맑은 고딕" w:cs="맑은 고딕"/>
-          <w:color w:val="000000"/>
-        </w:rPr>
-        <w:br/>
-      </w:r>
-      <w:r>
-        <w:rPr>
-          <w:rFonts w:ascii="맑은 고딕" w:hAnsi="맑은 고딕" w:eastAsia="맑은 고딕" w:cs="맑은 고딕"/>
-          <w:color w:val="000000"/>
-        </w:rPr>
-        <w:t>⑥ 원심은 시행령 규정 시행 이전에 이루어진 수질검사를 기초로 시행 이후의 초과배출부과금을 부과할 수 있다고 보아 이 사건 처분이 적법하다고 판단하였다.</w:t>
-      </w:r>
-    </w:p>
-    <w:p>
-      <w:pPr>
-        <w:autoSpaceDN w:val="0"/>
-        <w:autoSpaceDE w:val="0"/>
-      </w:pPr>
+          <w:u w:val="single"/>
+        </w:rPr>
+        <w:t>이 사건의 쟁점은, 구 수질환경보전법에서 정한 초과배출부과금을 그 근거규정이 시행되기 이전의 수질검사 결과를 기초로 부과할 수 있는지 여부이다.</w:t>
+      </w:r>
     </w:p>
     <w:p>
       <w:pPr>
@@ -717,7 +728,7 @@
           <w:rFonts w:ascii="맑은 고딕" w:hAnsi="맑은 고딕" w:eastAsia="맑은 고딕" w:cs="맑은 고딕"/>
           <w:color w:val="000000"/>
         </w:rPr>
-        <w:t>3. 쟁점</w:t>
+        <w:t>4. 판단</w:t>
       </w:r>
     </w:p>
     <w:p>
@@ -728,17 +739,168 @@
       <w:r>
         <w:rPr>
           <w:rFonts w:ascii="맑은 고딕" w:hAnsi="맑은 고딕" w:eastAsia="맑은 고딕" w:cs="맑은 고딕"/>
+          <w:b/>
           <w:color w:val="000000"/>
           <w:u w:val="single"/>
         </w:rPr>
-        <w:t>이 사건의 쟁점은, 구 수질환경보전법에서 정한 초과배출부과금을 그 근거규정이 시행되기 이전의 수질검사 결과를 기초로 부과할 수 있는지 여부이다.</w:t>
-      </w:r>
-    </w:p>
-    <w:p>
-      <w:pPr>
-        <w:autoSpaceDN w:val="0"/>
-        <w:autoSpaceDE w:val="0"/>
-      </w:pPr>
+        <w:t>① 원심의 판단 원심은 시행령 규정에 따른 초과배출부과금을 부과하기 위하여 반드시 그 시행 이후에 새로 폐수를 채취하여야 하는 것은 아니고, 시행일 이전에 이루어진 수질검사를 기초로 시행 이후의 부과금을 부과할 수 있으므로 이 사건 처분이 적법하다고 판단하였다.</w:t>
+      </w:r>
+      <w:r>
+        <w:rPr>
+          <w:rFonts w:ascii="맑은 고딕" w:hAnsi="맑은 고딕" w:eastAsia="맑은 고딕" w:cs="맑은 고딕"/>
+          <w:color w:val="000000"/>
+        </w:rPr>
+        <w:br/>
+      </w:r>
+      <w:r>
+        <w:rPr>
+          <w:rFonts w:ascii="맑은 고딕" w:hAnsi="맑은 고딕" w:eastAsia="맑은 고딕" w:cs="맑은 고딕"/>
+          <w:color w:val="000000"/>
+        </w:rPr>
+        <w:br/>
+      </w:r>
+      <w:r>
+        <w:rPr>
+          <w:rFonts w:ascii="맑은 고딕" w:hAnsi="맑은 고딕" w:eastAsia="맑은 고딕" w:cs="맑은 고딕"/>
+          <w:b/>
+          <w:color w:val="000000"/>
+          <w:u w:val="single"/>
+        </w:rPr>
+        <w:t>② 대법원의 판단 그러나 원심의 판단은 다음과 같은 이유로 수긍할 수 없다.</w:t>
+      </w:r>
+      <w:r>
+        <w:rPr>
+          <w:rFonts w:ascii="맑은 고딕" w:hAnsi="맑은 고딕" w:eastAsia="맑은 고딕" w:cs="맑은 고딕"/>
+          <w:color w:val="000000"/>
+        </w:rPr>
+        <w:br/>
+      </w:r>
+      <w:r>
+        <w:rPr>
+          <w:rFonts w:ascii="맑은 고딕" w:hAnsi="맑은 고딕" w:eastAsia="맑은 고딕" w:cs="맑은 고딕"/>
+          <w:color w:val="000000"/>
+        </w:rPr>
+        <w:br/>
+      </w:r>
+      <w:r>
+        <w:rPr>
+          <w:rFonts w:ascii="맑은 고딕" w:hAnsi="맑은 고딕" w:eastAsia="맑은 고딕" w:cs="맑은 고딕"/>
+          <w:color w:val="000000"/>
+          <w:u w:val="single"/>
+        </w:rPr>
+        <w:t>③ 관계 법령의 규정을 종합하면, 초과배출부과금은 배출허용기준을 초과한 오염물질배출량과 배출기간을 기준으로 하여 산정하도록 되어 있다.</w:t>
+      </w:r>
+      <w:r>
+        <w:rPr>
+          <w:rFonts w:ascii="맑은 고딕" w:hAnsi="맑은 고딕" w:eastAsia="맑은 고딕" w:cs="맑은 고딕"/>
+          <w:color w:val="000000"/>
+        </w:rPr>
+        <w:br/>
+      </w:r>
+      <w:r>
+        <w:rPr>
+          <w:rFonts w:ascii="맑은 고딕" w:hAnsi="맑은 고딕" w:eastAsia="맑은 고딕" w:cs="맑은 고딕"/>
+          <w:color w:val="000000"/>
+        </w:rPr>
+        <w:br/>
+      </w:r>
+      <w:r>
+        <w:rPr>
+          <w:rFonts w:ascii="맑은 고딕" w:hAnsi="맑은 고딕" w:eastAsia="맑은 고딕" w:cs="맑은 고딕"/>
+          <w:color w:val="000000"/>
+        </w:rPr>
+        <w:t>④ 여기서 배출기간은 오염물질이 배출되기 시작한 날(배출되기 시작한 날을 알 수 없는 경우에는 배출허용기준 초과 여부의 검사를 위한 오염물질채취일)부터 개선명령 등의 이행완료예정일까지이다.</w:t>
+      </w:r>
+      <w:r>
+        <w:rPr>
+          <w:rFonts w:ascii="맑은 고딕" w:hAnsi="맑은 고딕" w:eastAsia="맑은 고딕" w:cs="맑은 고딕"/>
+          <w:color w:val="000000"/>
+        </w:rPr>
+        <w:br/>
+      </w:r>
+      <w:r>
+        <w:rPr>
+          <w:rFonts w:ascii="맑은 고딕" w:hAnsi="맑은 고딕" w:eastAsia="맑은 고딕" w:cs="맑은 고딕"/>
+          <w:color w:val="000000"/>
+        </w:rPr>
+        <w:br/>
+      </w:r>
+      <w:r>
+        <w:rPr>
+          <w:rFonts w:ascii="맑은 고딕" w:hAnsi="맑은 고딕" w:eastAsia="맑은 고딕" w:cs="맑은 고딕"/>
+          <w:b/>
+          <w:color w:val="000000"/>
+          <w:u w:val="single"/>
+        </w:rPr>
+        <w:t>⑤ 그러므로 위와 같은 초과배출부과금을 부과하기 위하여는 특별한 사정이 없는 한 초과배출부과금 부과의 근거가 된 시행령 규정의 시행일 이후에 이루어진 수질검사 결과를 기초로 하여야 한다.</w:t>
+      </w:r>
+      <w:r>
+        <w:rPr>
+          <w:rFonts w:ascii="맑은 고딕" w:hAnsi="맑은 고딕" w:eastAsia="맑은 고딕" w:cs="맑은 고딕"/>
+          <w:color w:val="000000"/>
+        </w:rPr>
+        <w:br/>
+      </w:r>
+      <w:r>
+        <w:rPr>
+          <w:rFonts w:ascii="맑은 고딕" w:hAnsi="맑은 고딕" w:eastAsia="맑은 고딕" w:cs="맑은 고딕"/>
+          <w:color w:val="000000"/>
+        </w:rPr>
+        <w:br/>
+      </w:r>
+      <w:r>
+        <w:rPr>
+          <w:rFonts w:ascii="맑은 고딕" w:hAnsi="맑은 고딕" w:eastAsia="맑은 고딕" w:cs="맑은 고딕"/>
+          <w:color w:val="000000"/>
+        </w:rPr>
+        <w:t>⑥ 그 근거규정이 시행되기 이전의 수질검사 결과를 기초로 하여, 그 검사 결과가 시행령 규정의 시행일 이후에도 계속될 것임을 전제로 초과배출부과금을 산정할 수는 없다.</w:t>
+      </w:r>
+      <w:r>
+        <w:rPr>
+          <w:rFonts w:ascii="맑은 고딕" w:hAnsi="맑은 고딕" w:eastAsia="맑은 고딕" w:cs="맑은 고딕"/>
+          <w:color w:val="000000"/>
+        </w:rPr>
+        <w:br/>
+      </w:r>
+      <w:r>
+        <w:rPr>
+          <w:rFonts w:ascii="맑은 고딕" w:hAnsi="맑은 고딕" w:eastAsia="맑은 고딕" w:cs="맑은 고딕"/>
+          <w:color w:val="000000"/>
+        </w:rPr>
+        <w:br/>
+      </w:r>
+      <w:r>
+        <w:rPr>
+          <w:rFonts w:ascii="맑은 고딕" w:hAnsi="맑은 고딕" w:eastAsia="맑은 고딕" w:cs="맑은 고딕"/>
+          <w:b/>
+          <w:color w:val="000000"/>
+          <w:u w:val="single"/>
+        </w:rPr>
+        <w:t>⑦ 그럼에도 원심은 총질소에 대한 부과 근거규정이 시행되기 전인 2002. 11. 18.자 수질검사를 기초로 2003. 1. 1.부터 시행된 초과배출부과금을 산정·부과할 수 있음을 전제로 이 사건 처분이 적법하다고 판단하였다.</w:t>
+      </w:r>
+      <w:r>
+        <w:rPr>
+          <w:rFonts w:ascii="맑은 고딕" w:hAnsi="맑은 고딕" w:eastAsia="맑은 고딕" w:cs="맑은 고딕"/>
+          <w:color w:val="000000"/>
+        </w:rPr>
+        <w:br/>
+      </w:r>
+      <w:r>
+        <w:rPr>
+          <w:rFonts w:ascii="맑은 고딕" w:hAnsi="맑은 고딕" w:eastAsia="맑은 고딕" w:cs="맑은 고딕"/>
+          <w:color w:val="000000"/>
+        </w:rPr>
+        <w:br/>
+      </w:r>
+      <w:r>
+        <w:rPr>
+          <w:rFonts w:ascii="맑은 고딕" w:hAnsi="맑은 고딕" w:eastAsia="맑은 고딕" w:cs="맑은 고딕"/>
+          <w:b/>
+          <w:color w:val="000000"/>
+          <w:u w:val="single"/>
+        </w:rPr>
+        <w:t>⑧ 거기에는 초과배출부과금에 관한 법리를 오해하여 판결에 영향을 미친 위법이 있다.</w:t>
+      </w:r>
     </w:p>
     <w:p>
       <w:pPr>
@@ -758,7 +920,7 @@
           <w:rFonts w:ascii="맑은 고딕" w:hAnsi="맑은 고딕" w:eastAsia="맑은 고딕" w:cs="맑은 고딕"/>
           <w:color w:val="000000"/>
         </w:rPr>
-        <w:t>4. 판단</w:t>
+        <w:t>5. 판결요지</w:t>
       </w:r>
     </w:p>
     <w:p>
@@ -769,11 +931,10 @@
       <w:r>
         <w:rPr>
           <w:rFonts w:ascii="맑은 고딕" w:hAnsi="맑은 고딕" w:eastAsia="맑은 고딕" w:cs="맑은 고딕"/>
-          <w:b/>
           <w:color w:val="000000"/>
           <w:u w:val="single"/>
         </w:rPr>
-        <w:t>① 원심의 판단 원심은 시행령 규정에 따른 초과배출부과금을 부과하기 위하여 반드시 그 시행 이후에 새로 폐수를 채취하여야 하는 것은 아니고, 시행일 이전에 이루어진 수질검사를 기초로 시행 이후의 부과금을 부과할 수 있으므로 이 사건 처분이 적법하다고 판단하였다.</w:t>
+        <w:t>① 구 수질환경보전법 소정의 초과배출부과금은 배출허용기준을 초과한 오염물질배출량과 오염물질이 배출되기 시작한 날(배출되기 시작한 날을 알 수 없는 경우에는 배출허용기준 초과 여부의 검사를 위한 오염물질채취일을 말한다)부터 개선명령 등의 이행완료예정일까지의 배출기간을 기준으로 하여 산정하도록 되어 있다.</w:t>
       </w:r>
       <w:r>
         <w:rPr>
@@ -792,214 +953,11 @@
       <w:r>
         <w:rPr>
           <w:rFonts w:ascii="맑은 고딕" w:hAnsi="맑은 고딕" w:eastAsia="맑은 고딕" w:cs="맑은 고딕"/>
-          <w:b/>
           <w:color w:val="000000"/>
           <w:u w:val="single"/>
         </w:rPr>
-        <w:t>② 대법원의 판단 그러나 원심의 판단은 다음과 같은 이유로 수긍할 수 없다.</w:t>
-      </w:r>
-      <w:r>
-        <w:rPr>
-          <w:rFonts w:ascii="맑은 고딕" w:hAnsi="맑은 고딕" w:eastAsia="맑은 고딕" w:cs="맑은 고딕"/>
-          <w:color w:val="000000"/>
-        </w:rPr>
-        <w:br/>
-      </w:r>
-      <w:r>
-        <w:rPr>
-          <w:rFonts w:ascii="맑은 고딕" w:hAnsi="맑은 고딕" w:eastAsia="맑은 고딕" w:cs="맑은 고딕"/>
-          <w:color w:val="000000"/>
-        </w:rPr>
-        <w:br/>
-      </w:r>
-      <w:r>
-        <w:rPr>
-          <w:rFonts w:ascii="맑은 고딕" w:hAnsi="맑은 고딕" w:eastAsia="맑은 고딕" w:cs="맑은 고딕"/>
-          <w:color w:val="000000"/>
-          <w:u w:val="single"/>
-        </w:rPr>
-        <w:t>③ 관계 법령의 규정을 종합하면, 초과배출부과금은 배출허용기준을 초과한 오염물질배출량과 배출기간을 기준으로 하여 산정하도록 되어 있다.</w:t>
-      </w:r>
-      <w:r>
-        <w:rPr>
-          <w:rFonts w:ascii="맑은 고딕" w:hAnsi="맑은 고딕" w:eastAsia="맑은 고딕" w:cs="맑은 고딕"/>
-          <w:color w:val="000000"/>
-        </w:rPr>
-        <w:br/>
-      </w:r>
-      <w:r>
-        <w:rPr>
-          <w:rFonts w:ascii="맑은 고딕" w:hAnsi="맑은 고딕" w:eastAsia="맑은 고딕" w:cs="맑은 고딕"/>
-          <w:color w:val="000000"/>
-        </w:rPr>
-        <w:br/>
-      </w:r>
-      <w:r>
-        <w:rPr>
-          <w:rFonts w:ascii="맑은 고딕" w:hAnsi="맑은 고딕" w:eastAsia="맑은 고딕" w:cs="맑은 고딕"/>
-          <w:color w:val="000000"/>
-        </w:rPr>
-        <w:t>④ 여기서 배출기간은 오염물질이 배출되기 시작한 날(배출되기 시작한 날을 알 수 없는 경우에는 배출허용기준 초과 여부의 검사를 위한 오염물질채취일)부터 개선명령 등의 이행완료예정일까지이다.</w:t>
-      </w:r>
-      <w:r>
-        <w:rPr>
-          <w:rFonts w:ascii="맑은 고딕" w:hAnsi="맑은 고딕" w:eastAsia="맑은 고딕" w:cs="맑은 고딕"/>
-          <w:color w:val="000000"/>
-        </w:rPr>
-        <w:br/>
-      </w:r>
-      <w:r>
-        <w:rPr>
-          <w:rFonts w:ascii="맑은 고딕" w:hAnsi="맑은 고딕" w:eastAsia="맑은 고딕" w:cs="맑은 고딕"/>
-          <w:color w:val="000000"/>
-        </w:rPr>
-        <w:br/>
-      </w:r>
-      <w:r>
-        <w:rPr>
-          <w:rFonts w:ascii="맑은 고딕" w:hAnsi="맑은 고딕" w:eastAsia="맑은 고딕" w:cs="맑은 고딕"/>
-          <w:b/>
-          <w:color w:val="000000"/>
-          <w:u w:val="single"/>
-        </w:rPr>
-        <w:t>⑤ 그러므로 위와 같은 초과배출부과금을 부과하기 위하여는 특별한 사정이 없는 한 초과배출부과금 부과의 근거가 된 시행령 규정의 시행일 이후에 이루어진 수질검사 결과를 기초로 하여야 한다.</w:t>
-      </w:r>
-      <w:r>
-        <w:rPr>
-          <w:rFonts w:ascii="맑은 고딕" w:hAnsi="맑은 고딕" w:eastAsia="맑은 고딕" w:cs="맑은 고딕"/>
-          <w:color w:val="000000"/>
-        </w:rPr>
-        <w:br/>
-      </w:r>
-      <w:r>
-        <w:rPr>
-          <w:rFonts w:ascii="맑은 고딕" w:hAnsi="맑은 고딕" w:eastAsia="맑은 고딕" w:cs="맑은 고딕"/>
-          <w:color w:val="000000"/>
-        </w:rPr>
-        <w:br/>
-      </w:r>
-      <w:r>
-        <w:rPr>
-          <w:rFonts w:ascii="맑은 고딕" w:hAnsi="맑은 고딕" w:eastAsia="맑은 고딕" w:cs="맑은 고딕"/>
-          <w:color w:val="000000"/>
-        </w:rPr>
-        <w:t>⑥ 그 근거규정이 시행되기 이전의 수질검사 결과를 기초로 하여, 그 검사 결과가 시행령 규정의 시행일 이후에도 계속될 것임을 전제로 초과배출부과금을 산정할 수는 없다.</w:t>
-      </w:r>
-      <w:r>
-        <w:rPr>
-          <w:rFonts w:ascii="맑은 고딕" w:hAnsi="맑은 고딕" w:eastAsia="맑은 고딕" w:cs="맑은 고딕"/>
-          <w:color w:val="000000"/>
-        </w:rPr>
-        <w:br/>
-      </w:r>
-      <w:r>
-        <w:rPr>
-          <w:rFonts w:ascii="맑은 고딕" w:hAnsi="맑은 고딕" w:eastAsia="맑은 고딕" w:cs="맑은 고딕"/>
-          <w:color w:val="000000"/>
-        </w:rPr>
-        <w:br/>
-      </w:r>
-      <w:r>
-        <w:rPr>
-          <w:rFonts w:ascii="맑은 고딕" w:hAnsi="맑은 고딕" w:eastAsia="맑은 고딕" w:cs="맑은 고딕"/>
-          <w:b/>
-          <w:color w:val="000000"/>
-          <w:u w:val="single"/>
-        </w:rPr>
-        <w:t>⑦ 그럼에도 원심은 총질소에 대한 부과 근거규정이 시행되기 전인 2002. 11. 18.자 수질검사를 기초로 2003. 1. 1.부터 시행된 초과배출부과금을 산정·부과할 수 있음을 전제로 이 사건 처분이 적법하다고 판단하였다.</w:t>
-      </w:r>
-      <w:r>
-        <w:rPr>
-          <w:rFonts w:ascii="맑은 고딕" w:hAnsi="맑은 고딕" w:eastAsia="맑은 고딕" w:cs="맑은 고딕"/>
-          <w:color w:val="000000"/>
-        </w:rPr>
-        <w:br/>
-      </w:r>
-      <w:r>
-        <w:rPr>
-          <w:rFonts w:ascii="맑은 고딕" w:hAnsi="맑은 고딕" w:eastAsia="맑은 고딕" w:cs="맑은 고딕"/>
-          <w:color w:val="000000"/>
-        </w:rPr>
-        <w:br/>
-      </w:r>
-      <w:r>
-        <w:rPr>
-          <w:rFonts w:ascii="맑은 고딕" w:hAnsi="맑은 고딕" w:eastAsia="맑은 고딕" w:cs="맑은 고딕"/>
-          <w:b/>
-          <w:color w:val="000000"/>
-          <w:u w:val="single"/>
-        </w:rPr>
-        <w:t>⑧ 거기에는 초과배출부과금에 관한 법리를 오해하여 판결에 영향을 미친 위법이 있다.</w:t>
-      </w:r>
-    </w:p>
-    <w:p>
-      <w:pPr>
-        <w:autoSpaceDN w:val="0"/>
-        <w:autoSpaceDE w:val="0"/>
-      </w:pPr>
-    </w:p>
-    <w:p>
-      <w:pPr>
-        <w:autoSpaceDN w:val="0"/>
-        <w:autoSpaceDE w:val="0"/>
-      </w:pPr>
-    </w:p>
-    <w:p>
-      <w:pPr>
-        <w:autoSpaceDN w:val="0"/>
-        <w:autoSpaceDE w:val="0"/>
-        <w:pStyle w:val="2"/>
-        <w:spacing w:before="80"/>
-      </w:pPr>
-      <w:r>
-        <w:rPr>
-          <w:rFonts w:ascii="맑은 고딕" w:hAnsi="맑은 고딕" w:eastAsia="맑은 고딕" w:cs="맑은 고딕"/>
-          <w:color w:val="000000"/>
-        </w:rPr>
-        <w:t>5. 판결요지</w:t>
-      </w:r>
-    </w:p>
-    <w:p>
-      <w:pPr>
-        <w:autoSpaceDN w:val="0"/>
-        <w:autoSpaceDE w:val="0"/>
-      </w:pPr>
-      <w:r>
-        <w:rPr>
-          <w:rFonts w:ascii="맑은 고딕" w:hAnsi="맑은 고딕" w:eastAsia="맑은 고딕" w:cs="맑은 고딕"/>
-          <w:color w:val="000000"/>
-          <w:u w:val="single"/>
-        </w:rPr>
-        <w:t>① 구 수질환경보전법 소정의 초과배출부과금은 배출허용기준을 초과한 오염물질배출량과 오염물질이 배출되기 시작한 날(배출되기 시작한 날을 알 수 없는 경우에는 배출허용기준 초과 여부의 검사를 위한 오염물질채취일을 말한다)부터 개선명령 등의 이행완료예정일까지의 배출기간을 기준으로 하여 산정하도록 되어 있다.</w:t>
-      </w:r>
-      <w:r>
-        <w:rPr>
-          <w:rFonts w:ascii="맑은 고딕" w:hAnsi="맑은 고딕" w:eastAsia="맑은 고딕" w:cs="맑은 고딕"/>
-          <w:color w:val="000000"/>
-        </w:rPr>
-        <w:br/>
-      </w:r>
-      <w:r>
-        <w:rPr>
-          <w:rFonts w:ascii="맑은 고딕" w:hAnsi="맑은 고딕" w:eastAsia="맑은 고딕" w:cs="맑은 고딕"/>
-          <w:color w:val="000000"/>
-        </w:rPr>
-        <w:br/>
-      </w:r>
-      <w:r>
-        <w:rPr>
-          <w:rFonts w:ascii="맑은 고딕" w:hAnsi="맑은 고딕" w:eastAsia="맑은 고딕" w:cs="맑은 고딕"/>
-          <w:color w:val="000000"/>
-          <w:u w:val="single"/>
-        </w:rPr>
         <w:t>② 그러므로 위와 같은 초과배출부과금을 부과하기 위하여는 특별한 사정이 없는 한 초과배출부과금 부과의 근거가 된 시행령 규정의 시행일 이후에 이루어진 수질검사 결과를 기초로 하여야 할 것이지, 그 근거규정이 시행되기 이전의 수질검사 결과를 기초로 하여 그 검사 결과가 시행령 규정의 시행일 이후에도 계속될 것임을 전제로 초과배출부과금을 산정할 수는 없다.</w:t>
       </w:r>
-    </w:p>
-    <w:p>
-      <w:pPr>
-        <w:autoSpaceDN w:val="0"/>
-        <w:autoSpaceDE w:val="0"/>
-      </w:pPr>
     </w:p>
     <w:p>
       <w:pPr>
